--- a/recording/5_26第十四次会议/会议纪要.docx
+++ b/recording/5_26第十四次会议/会议纪要.docx
@@ -919,6 +919,67 @@
                 <w:szCs w:val="21"/>
               </w:rPr>
               <w:t>根据导师修改意见进行项目PRD与SRS文档的迭代与任务分工</w:t>
+            </w:r>
+          </w:p>
+        </w:tc>
+      </w:tr>
+      <w:tr>
+        <w:tc>
+          <w:tcPr>
+            <w:tcW w:w="1069" w:type="dxa"/>
+          </w:tcPr>
+          <w:p>
+            <w:pPr>
+              <w:jc w:val="center"/>
+              <w:rPr>
+                <w:rFonts w:asciiTheme="minorEastAsia" w:hAnsiTheme="minorEastAsia" w:cstheme="minorEastAsia" w:hint="eastAsia"/>
+                <w:b/>
+                <w:bCs/>
+                <w:szCs w:val="21"/>
+              </w:rPr>
+            </w:pPr>
+            <w:r>
+              <w:rPr>
+                <w:rFonts w:asciiTheme="minorEastAsia" w:hAnsiTheme="minorEastAsia" w:cstheme="minorEastAsia" w:hint="eastAsia"/>
+                <w:b/>
+                <w:bCs/>
+                <w:szCs w:val="21"/>
+              </w:rPr>
+              <w:t>上周总结</w:t>
+            </w:r>
+          </w:p>
+        </w:tc>
+        <w:tc>
+          <w:tcPr>
+            <w:tcW w:w="7227" w:type="dxa"/>
+            <w:gridSpan w:val="5"/>
+          </w:tcPr>
+          <w:p>
+            <w:pPr>
+              <w:jc w:val="center"/>
+              <w:rPr>
+                <w:rFonts w:asciiTheme="minorEastAsia" w:hAnsiTheme="minorEastAsia" w:cstheme="minorEastAsia" w:hint="eastAsia"/>
+                <w:b/>
+                <w:bCs/>
+                <w:szCs w:val="21"/>
+              </w:rPr>
+            </w:pPr>
+            <w:r>
+              <w:rPr>
+                <w:rFonts w:asciiTheme="minorEastAsia" w:hAnsiTheme="minorEastAsia" w:cstheme="minorEastAsia" w:hint="eastAsia"/>
+                <w:b/>
+                <w:bCs/>
+                <w:szCs w:val="21"/>
+              </w:rPr>
+              <w:t>上次苏老师新需求已响应并完成分工：陈鹏宇负责修改范围文档、明确团队协作功能限制；李俊翰负责修改原型（增加镜像管理、共享导入等功能）及 CSCI 部分详细分工；陈天阳负责翻转课堂大纲与演讲内容，张明慧负责 SRS 评审 PPT。镜像管理（保存为镜像/从镜像恢复）、共享导入与文件导入等新功能点已纳入 SRS 调整范围，CSCI 功能需求部分需全面返工。</w:t>
+            </w:r>
+            <w:r>
+              <w:rPr>
+                <w:rFonts w:asciiTheme="minorEastAsia" w:hAnsiTheme="minorEastAsia" w:cstheme="minorEastAsia" w:hint="eastAsia"/>
+                <w:b/>
+                <w:bCs/>
+                <w:szCs w:val="21"/>
+              </w:rPr>
             </w:r>
           </w:p>
         </w:tc>
